--- a/p5/submission/p5_china_title_page.docx
+++ b/p5/submission/p5_china_title_page.docx
@@ -170,7 +170,7 @@
         <w:t xml:space="preserve"> </w:t>
       </w:r>
       <w:r>
-        <w:t xml:space="preserve">Vĩnh Long University of Technology Education (VLUTE)</w:t>
+        <w:t xml:space="preserve">College of Economics, Can Tho University (CTU)</w:t>
       </w:r>
     </w:p>
     <w:p>
@@ -192,7 +192,7 @@
         <w:t xml:space="preserve"> </w:t>
       </w:r>
       <w:r>
-        <w:t xml:space="preserve">73 Nguyễn Huệ, Phường 2, TP. Vĩnh Long, Tỉnh Vĩnh Long, Vietnam</w:t>
+        <w:t xml:space="preserve">Khu II, Đường 3/2, Ninh Kiều, Cần Thơ, Vietnam</w:t>
       </w:r>
     </w:p>
     <w:p>
@@ -214,7 +214,7 @@
         <w:t xml:space="preserve"> </w:t>
       </w:r>
       <w:r>
-        <w:t xml:space="preserve">huongdt@vlute.edu.vn</w:t>
+        <w:t xml:space="preserve">huongp1323001@gstudent.ctu.edu.vn</w:t>
       </w:r>
     </w:p>
     <w:p>

--- a/p5/submission/p5_china_title_page.docx
+++ b/p5/submission/p5_china_title_page.docx
@@ -2,7 +2,7 @@
 <file path=word/document.xml><?xml version="1.0" encoding="utf-8"?>
 <w:document xmlns:w="http://schemas.openxmlformats.org/wordprocessingml/2006/main" xmlns:m="http://schemas.openxmlformats.org/officeDocument/2006/math" xmlns:r="http://schemas.openxmlformats.org/officeDocument/2006/relationships" xmlns:o="urn:schemas-microsoft-com:office:office" xmlns:v="urn:schemas-microsoft-com:vml" xmlns:w10="urn:schemas-microsoft-com:office:word" xmlns:a="http://schemas.openxmlformats.org/drawingml/2006/main" xmlns:pic="http://schemas.openxmlformats.org/drawingml/2006/picture" xmlns:wp="http://schemas.openxmlformats.org/drawingml/2006/wordprocessingDrawing">
   <w:body>
-    <w:bookmarkStart w:id="32" w:name="author-title-page"/>
+    <w:bookmarkStart w:id="37" w:name="author-title-page"/>
     <w:p>
       <w:pPr>
         <w:pStyle w:val="Heading1"/>
@@ -11,7 +11,7 @@
         <w:t xml:space="preserve">Author Title Page</w:t>
       </w:r>
     </w:p>
-    <w:bookmarkStart w:id="20" w:name="X111b8602d2509ec0354d44a99d7a8df084e3e9b"/>
+    <w:bookmarkStart w:id="20" w:name="Xb67a4e6fa946c86d537e68b5d9ed0fce8783f05"/>
     <w:p>
       <w:pPr>
         <w:pStyle w:val="Heading2"/>
@@ -93,7 +93,7 @@
       </w:r>
     </w:p>
     <w:bookmarkEnd w:id="21"/>
-    <w:bookmarkStart w:id="24" w:name="authors"/>
+    <w:bookmarkStart w:id="28" w:name="authors"/>
     <w:p>
       <w:pPr>
         <w:pStyle w:val="Heading2"/>
@@ -102,7 +102,7 @@
         <w:t xml:space="preserve">Authors</w:t>
       </w:r>
     </w:p>
-    <w:bookmarkStart w:id="22" w:name="first-author"/>
+    <w:bookmarkStart w:id="24" w:name="first-author"/>
     <w:p>
       <w:pPr>
         <w:pStyle w:val="Heading3"/>
@@ -170,7 +170,7 @@
         <w:t xml:space="preserve"> </w:t>
       </w:r>
       <w:r>
-        <w:t xml:space="preserve">College of Economics, Can Tho University (CTU)</w:t>
+        <w:t xml:space="preserve">School of Economics, Can Tho University (CTU)</w:t>
       </w:r>
     </w:p>
     <w:p>
@@ -213,9 +213,14 @@
       <w:r>
         <w:t xml:space="preserve"> </w:t>
       </w:r>
-      <w:r>
-        <w:t xml:space="preserve">huongp1323001@gstudent.ctu.edu.vn</w:t>
-      </w:r>
+      <w:hyperlink r:id="rId22">
+        <w:r>
+          <w:rPr>
+            <w:rStyle w:val="Hyperlink"/>
+          </w:rPr>
+          <w:t xml:space="preserve">huongp1323001@gstudent.ctu.edu.vn</w:t>
+        </w:r>
+      </w:hyperlink>
     </w:p>
     <w:p>
       <w:pPr>
@@ -236,7 +241,18 @@
         <w:t xml:space="preserve"> </w:t>
       </w:r>
       <w:r>
-        <w:t xml:space="preserve">0000-0002-7711-2487 (https://orcid.org/0000-0002-7711-2487)</w:t>
+        <w:t xml:space="preserve">0000-0002-7711-2487 (</w:t>
+      </w:r>
+      <w:hyperlink r:id="rId23">
+        <w:r>
+          <w:rPr>
+            <w:rStyle w:val="Hyperlink"/>
+          </w:rPr>
+          <w:t xml:space="preserve">https://orcid.org/0000-0002-7711-2487</w:t>
+        </w:r>
+      </w:hyperlink>
+      <w:r>
+        <w:t xml:space="preserve">)</w:t>
       </w:r>
     </w:p>
     <w:p>
@@ -261,8 +277,8 @@
         <w:t xml:space="preserve">First author</w:t>
       </w:r>
     </w:p>
-    <w:bookmarkEnd w:id="22"/>
-    <w:bookmarkStart w:id="23" w:name="second-author-corresponding-author"/>
+    <w:bookmarkEnd w:id="24"/>
+    <w:bookmarkStart w:id="27" w:name="second-author-corresponding-author"/>
     <w:p>
       <w:pPr>
         <w:pStyle w:val="Heading3"/>
@@ -330,7 +346,7 @@
         <w:t xml:space="preserve"> </w:t>
       </w:r>
       <w:r>
-        <w:t xml:space="preserve">College of Economics, Can Tho University (CTU)</w:t>
+        <w:t xml:space="preserve">School of Economics, Can Tho University (CTU)</w:t>
       </w:r>
     </w:p>
     <w:p>
@@ -373,9 +389,14 @@
       <w:r>
         <w:t xml:space="preserve"> </w:t>
       </w:r>
-      <w:r>
-        <w:t xml:space="preserve">patu@ctu.edu.vn</w:t>
-      </w:r>
+      <w:hyperlink r:id="rId25">
+        <w:r>
+          <w:rPr>
+            <w:rStyle w:val="Hyperlink"/>
+          </w:rPr>
+          <w:t xml:space="preserve">patu@ctu.edu.vn</w:t>
+        </w:r>
+      </w:hyperlink>
     </w:p>
     <w:p>
       <w:pPr>
@@ -396,7 +417,18 @@
         <w:t xml:space="preserve"> </w:t>
       </w:r>
       <w:r>
-        <w:t xml:space="preserve">0000-0003-0667-3137 (https://orcid.org/0000-0003-0667-3137)</w:t>
+        <w:t xml:space="preserve">0000-0003-0667-3137 (</w:t>
+      </w:r>
+      <w:hyperlink r:id="rId26">
+        <w:r>
+          <w:rPr>
+            <w:rStyle w:val="Hyperlink"/>
+          </w:rPr>
+          <w:t xml:space="preserve">https://orcid.org/0000-0003-0667-3137</w:t>
+        </w:r>
+      </w:hyperlink>
+      <w:r>
+        <w:t xml:space="preserve">)</w:t>
       </w:r>
     </w:p>
     <w:p>
@@ -428,9 +460,9 @@
         </w:pict>
       </w:r>
     </w:p>
-    <w:bookmarkEnd w:id="23"/>
-    <w:bookmarkEnd w:id="24"/>
-    <w:bookmarkStart w:id="25" w:name="credit-author-contributions"/>
+    <w:bookmarkEnd w:id="27"/>
+    <w:bookmarkEnd w:id="28"/>
+    <w:bookmarkStart w:id="29" w:name="credit-author-contributions"/>
     <w:p>
       <w:pPr>
         <w:pStyle w:val="Heading2"/>
@@ -1032,8 +1064,8 @@
         </w:pict>
       </w:r>
     </w:p>
-    <w:bookmarkEnd w:id="25"/>
-    <w:bookmarkStart w:id="26" w:name="acknowledgements"/>
+    <w:bookmarkEnd w:id="29"/>
+    <w:bookmarkStart w:id="30" w:name="acknowledgements"/>
     <w:p>
       <w:pPr>
         <w:pStyle w:val="Heading2"/>
@@ -1057,8 +1089,8 @@
         </w:pict>
       </w:r>
     </w:p>
-    <w:bookmarkEnd w:id="26"/>
-    <w:bookmarkStart w:id="27" w:name="conflict-of-interest"/>
+    <w:bookmarkEnd w:id="30"/>
+    <w:bookmarkStart w:id="31" w:name="conflict-of-interest"/>
     <w:p>
       <w:pPr>
         <w:pStyle w:val="Heading2"/>
@@ -1082,8 +1114,8 @@
         </w:pict>
       </w:r>
     </w:p>
-    <w:bookmarkEnd w:id="27"/>
-    <w:bookmarkStart w:id="28" w:name="funding"/>
+    <w:bookmarkEnd w:id="31"/>
+    <w:bookmarkStart w:id="32" w:name="funding"/>
     <w:p>
       <w:pPr>
         <w:pStyle w:val="Heading2"/>
@@ -1107,8 +1139,8 @@
         </w:pict>
       </w:r>
     </w:p>
-    <w:bookmarkEnd w:id="28"/>
-    <w:bookmarkStart w:id="29" w:name="data-availability-statement"/>
+    <w:bookmarkEnd w:id="32"/>
+    <w:bookmarkStart w:id="34" w:name="data-availability-statement"/>
     <w:p>
       <w:pPr>
         <w:pStyle w:val="Heading2"/>
@@ -1122,7 +1154,18 @@
         <w:pStyle w:val="FirstParagraph"/>
       </w:pPr>
       <w:r>
-        <w:t xml:space="preserve">The data that support the findings of this study are from the World Bank Enterprise Surveys and are available from the World Bank Enterprise Surveys portal (www.enterprisesurveys.org), subject to registration and compliance with the World Bank Enterprise Surveys Data Access Protocol. Replication materials are available from the corresponding author upon reasonable request and to the extent permitted by the data-access terms.</w:t>
+        <w:t xml:space="preserve">The data that support the findings of this study are from the World Bank Enterprise Surveys and are available from the World Bank Enterprise Surveys portal (</w:t>
+      </w:r>
+      <w:hyperlink r:id="rId33">
+        <w:r>
+          <w:rPr>
+            <w:rStyle w:val="Hyperlink"/>
+          </w:rPr>
+          <w:t xml:space="preserve">www.enterprisesurveys.org</w:t>
+        </w:r>
+      </w:hyperlink>
+      <w:r>
+        <w:t xml:space="preserve">), subject to registration and compliance with the World Bank Enterprise Surveys Data Access Protocol. Replication materials are available from the corresponding author upon reasonable request and to the extent permitted by the data-access terms.</w:t>
       </w:r>
     </w:p>
     <w:p>
@@ -1132,8 +1175,8 @@
         </w:pict>
       </w:r>
     </w:p>
-    <w:bookmarkEnd w:id="29"/>
-    <w:bookmarkStart w:id="30" w:name="X799c23334c5944d058eaf15944a1408ff96b683"/>
+    <w:bookmarkEnd w:id="34"/>
+    <w:bookmarkStart w:id="35" w:name="X799c23334c5944d058eaf15944a1408ff96b683"/>
     <w:p>
       <w:pPr>
         <w:pStyle w:val="Heading2"/>
@@ -1157,8 +1200,8 @@
         </w:pict>
       </w:r>
     </w:p>
-    <w:bookmarkEnd w:id="30"/>
-    <w:bookmarkStart w:id="31" w:name="manuscript-information"/>
+    <w:bookmarkEnd w:id="35"/>
+    <w:bookmarkStart w:id="36" w:name="manuscript-information"/>
     <w:p>
       <w:pPr>
         <w:pStyle w:val="Heading2"/>
@@ -1170,7 +1213,7 @@
     <w:tbl>
       <w:tblPr>
         <w:tblStyle w:val="Table"/>
-        <w:tblW w:type="pct" w:w="5000"/>
+        <w:tblW w:type="auto" w:w="0"/>
         <w:tblLook w:firstRow="1" w:lastRow="0" w:firstColumn="0" w:lastColumn="0" w:noHBand="0" w:noVBand="0" w:val="0020"/>
         <w:jc w:val="start"/>
       </w:tblPr>
@@ -1416,9 +1459,12 @@
         </w:tc>
       </w:tr>
     </w:tbl>
-    <w:bookmarkEnd w:id="31"/>
-    <w:bookmarkEnd w:id="32"/>
-    <w:sectPr/>
+    <w:bookmarkEnd w:id="36"/>
+    <w:bookmarkEnd w:id="37"/>
+    <w:sectPr>
+      <w:pgSz w:h="16838" w:w="11906"/>
+      <w:pgMar w:bottom="1417" w:left="1417" w:right="1417" w:top="1417"/>
+    </w:sectPr>
   </w:body>
 </w:document>
 </file>
@@ -1633,29 +1679,59 @@
   <w:style w:default="1" w:styleId="Normal" w:type="paragraph">
     <w:name w:val="Normal"/>
     <w:qFormat/>
+    <w:pPr>
+      <w:spacing w:line="276" w:lineRule="auto"/>
+      <w:jc w:val="both"/>
+    </w:pPr>
+    <w:rPr>
+      <w:rFonts w:ascii="Times New Roman" w:eastAsia="Times New Roman" w:hAnsi="Times New Roman"/>
+      <w:color w:val="000000"/>
+      <w:sz w:val="24"/>
+    </w:rPr>
   </w:style>
   <w:style w:styleId="BodyText" w:type="paragraph">
     <w:name w:val="Body Text"/>
     <w:basedOn w:val="Normal"/>
     <w:link w:val="BodyTextChar"/>
     <w:pPr>
-      <w:spacing w:after="180" w:before="180"/>
+      <w:spacing w:after="180" w:before="180" w:line="276" w:lineRule="auto"/>
+      <w:jc w:val="both"/>
     </w:pPr>
     <w:qFormat/>
+    <w:rPr>
+      <w:rFonts w:ascii="Times New Roman" w:eastAsia="Times New Roman" w:hAnsi="Times New Roman"/>
+      <w:color w:val="000000"/>
+      <w:sz w:val="24"/>
+    </w:rPr>
   </w:style>
   <w:style w:customStyle="1" w:styleId="FirstParagraph" w:type="paragraph">
     <w:name w:val="First Paragraph"/>
     <w:basedOn w:val="BodyText"/>
     <w:next w:val="BodyText"/>
     <w:qFormat/>
+    <w:pPr>
+      <w:spacing w:line="276" w:lineRule="auto"/>
+      <w:jc w:val="both"/>
+    </w:pPr>
+    <w:rPr>
+      <w:rFonts w:ascii="Times New Roman" w:eastAsia="Times New Roman" w:hAnsi="Times New Roman"/>
+      <w:color w:val="000000"/>
+      <w:sz w:val="24"/>
+    </w:rPr>
   </w:style>
   <w:style w:customStyle="1" w:styleId="Compact" w:type="paragraph">
     <w:name w:val="Compact"/>
     <w:basedOn w:val="BodyText"/>
     <w:qFormat/>
     <w:pPr>
-      <w:spacing w:after="36" w:before="36"/>
-    </w:pPr>
+      <w:spacing w:after="36" w:before="36" w:line="276" w:lineRule="auto"/>
+      <w:jc w:val="both"/>
+    </w:pPr>
+    <w:rPr>
+      <w:rFonts w:ascii="Times New Roman" w:eastAsia="Times New Roman" w:hAnsi="Times New Roman"/>
+      <w:color w:val="000000"/>
+      <w:sz w:val="24"/>
+    </w:rPr>
   </w:style>
   <w:style w:styleId="Title" w:type="paragraph">
     <w:name w:val="Title"/>
@@ -1665,15 +1741,15 @@
     <w:pPr>
       <w:keepNext/>
       <w:keepLines/>
-      <w:spacing w:after="240" w:before="480"/>
-      <w:jc w:val="center"/>
-    </w:pPr>
-    <w:rPr>
-      <w:rFonts w:asciiTheme="majorHAnsi" w:cstheme="majorBidi" w:eastAsiaTheme="majorEastAsia" w:hAnsiTheme="majorHAnsi"/>
+      <w:spacing w:after="240" w:before="480" w:line="276" w:lineRule="auto"/>
+      <w:jc w:val="both"/>
+    </w:pPr>
+    <w:rPr>
+      <w:rFonts w:ascii="Times New Roman" w:asciiTheme="majorHAnsi" w:cstheme="majorBidi" w:eastAsia="Times New Roman" w:eastAsiaTheme="majorEastAsia" w:hAnsi="Times New Roman" w:hAnsiTheme="majorHAnsi"/>
       <w:b/>
       <w:bCs/>
-      <w:color w:themeColor="accent1" w:themeShade="B5" w:val="345A8A"/>
-      <w:sz w:val="36"/>
+      <w:color w:val="000000"/>
+      <w:sz w:val="24"/>
       <w:szCs w:val="36"/>
     </w:rPr>
   </w:style>
@@ -1685,11 +1761,13 @@
     <w:pPr>
       <w:keepNext/>
       <w:keepLines/>
-      <w:spacing w:after="240" w:before="240"/>
-      <w:jc w:val="center"/>
-    </w:pPr>
-    <w:rPr>
-      <w:sz w:val="30"/>
+      <w:spacing w:after="240" w:before="240" w:line="276" w:lineRule="auto"/>
+      <w:jc w:val="both"/>
+    </w:pPr>
+    <w:rPr>
+      <w:rFonts w:ascii="Times New Roman" w:eastAsia="Times New Roman" w:hAnsi="Times New Roman"/>
+      <w:color w:val="000000"/>
+      <w:sz w:val="24"/>
       <w:szCs w:val="30"/>
     </w:rPr>
   </w:style>
@@ -1700,8 +1778,14 @@
     <w:pPr>
       <w:keepNext/>
       <w:keepLines/>
-      <w:jc w:val="center"/>
-    </w:pPr>
+      <w:spacing w:line="276" w:lineRule="auto"/>
+      <w:jc w:val="both"/>
+    </w:pPr>
+    <w:rPr>
+      <w:rFonts w:ascii="Times New Roman" w:eastAsia="Times New Roman" w:hAnsi="Times New Roman"/>
+      <w:color w:val="000000"/>
+      <w:sz w:val="24"/>
+    </w:rPr>
   </w:style>
   <w:style w:styleId="Date" w:type="paragraph">
     <w:name w:val="Date"/>
@@ -1710,8 +1794,14 @@
     <w:pPr>
       <w:keepNext/>
       <w:keepLines/>
-      <w:jc w:val="center"/>
-    </w:pPr>
+      <w:spacing w:line="276" w:lineRule="auto"/>
+      <w:jc w:val="both"/>
+    </w:pPr>
+    <w:rPr>
+      <w:rFonts w:ascii="Times New Roman" w:eastAsia="Times New Roman" w:hAnsi="Times New Roman"/>
+      <w:color w:val="000000"/>
+      <w:sz w:val="24"/>
+    </w:rPr>
   </w:style>
   <w:style w:customStyle="1" w:styleId="AbstractTitle" w:type="paragraph">
     <w:name w:val="Abstract Title"/>
@@ -1721,15 +1811,15 @@
     <w:pPr>
       <w:keepNext/>
       <w:keepLines/>
-      <w:jc w:val="center"/>
-      <w:spacing w:after="0" w:before="300"/>
-    </w:pPr>
-    <w:rPr>
-      <w:sz w:val="20"/>
+      <w:jc w:val="both"/>
+      <w:spacing w:after="0" w:before="300" w:line="276" w:lineRule="auto"/>
+    </w:pPr>
+    <w:rPr>
+      <w:color w:val="000000"/>
+      <w:sz w:val="24"/>
       <w:szCs w:val="20"/>
+      <w:rFonts w:ascii="Times New Roman" w:eastAsia="Times New Roman" w:hAnsi="Times New Roman"/>
       <w:b/>
-      <w:color w:val="345A8A"/>
-      &gt;
     </w:rPr>
   </w:style>
   <w:style w:customStyle="1" w:styleId="Abstract" w:type="paragraph">
@@ -1740,10 +1830,13 @@
     <w:pPr>
       <w:keepNext/>
       <w:keepLines/>
-      <w:spacing w:after="300" w:before="100"/>
-    </w:pPr>
-    <w:rPr>
-      <w:sz w:val="20"/>
+      <w:spacing w:after="300" w:before="100" w:line="276" w:lineRule="auto"/>
+      <w:jc w:val="both"/>
+    </w:pPr>
+    <w:rPr>
+      <w:rFonts w:ascii="Times New Roman" w:eastAsia="Times New Roman" w:hAnsi="Times New Roman"/>
+      <w:color w:val="000000"/>
+      <w:sz w:val="24"/>
       <w:szCs w:val="20"/>
     </w:rPr>
   </w:style>
@@ -1752,8 +1845,15 @@
     <w:basedOn w:val="Normal"/>
     <w:next w:val="Bibliography"/>
     <w:qFormat/>
-    <w:pPr/>
-    <w:rPr/>
+    <w:pPr>
+      <w:spacing w:line="276" w:lineRule="auto"/>
+      <w:jc w:val="both"/>
+    </w:pPr>
+    <w:rPr>
+      <w:rFonts w:ascii="Times New Roman" w:eastAsia="Times New Roman" w:hAnsi="Times New Roman"/>
+      <w:color w:val="000000"/>
+      <w:sz w:val="24"/>
+    </w:rPr>
   </w:style>
   <w:style w:styleId="Heading1" w:type="paragraph">
     <w:name w:val="Heading 1"/>
@@ -1764,15 +1864,16 @@
     <w:pPr>
       <w:keepNext/>
       <w:keepLines/>
-      <w:spacing w:after="0" w:before="480"/>
+      <w:spacing w:after="0" w:before="480" w:line="276" w:lineRule="auto"/>
+      <w:jc w:val="both"/>
       <w:outlineLvl w:val="0"/>
     </w:pPr>
     <w:rPr>
-      <w:rFonts w:asciiTheme="majorHAnsi" w:cstheme="majorBidi" w:eastAsiaTheme="majorEastAsia" w:hAnsiTheme="majorHAnsi"/>
+      <w:rFonts w:ascii="Times New Roman" w:asciiTheme="majorHAnsi" w:cstheme="majorBidi" w:eastAsia="Times New Roman" w:eastAsiaTheme="majorEastAsia" w:hAnsi="Times New Roman" w:hAnsiTheme="majorHAnsi"/>
       <w:b/>
       <w:bCs/>
-      <w:color w:themeColor="accent1" w:val="4F81BD"/>
-      <w:sz w:val="32"/>
+      <w:color w:val="000000"/>
+      <w:sz w:val="24"/>
       <w:szCs w:val="32"/>
     </w:rPr>
   </w:style>
@@ -1786,15 +1887,16 @@
     <w:pPr>
       <w:keepNext/>
       <w:keepLines/>
-      <w:spacing w:after="0" w:before="200"/>
+      <w:spacing w:after="0" w:before="200" w:line="276" w:lineRule="auto"/>
+      <w:jc w:val="both"/>
       <w:outlineLvl w:val="1"/>
     </w:pPr>
     <w:rPr>
-      <w:rFonts w:asciiTheme="majorHAnsi" w:cstheme="majorBidi" w:eastAsiaTheme="majorEastAsia" w:hAnsiTheme="majorHAnsi"/>
+      <w:rFonts w:ascii="Times New Roman" w:asciiTheme="majorHAnsi" w:cstheme="majorBidi" w:eastAsia="Times New Roman" w:eastAsiaTheme="majorEastAsia" w:hAnsi="Times New Roman" w:hAnsiTheme="majorHAnsi"/>
       <w:b/>
       <w:bCs/>
-      <w:color w:themeColor="accent1" w:val="4F81BD"/>
-      <w:sz w:val="28"/>
+      <w:color w:val="000000"/>
+      <w:sz w:val="24"/>
       <w:szCs w:val="28"/>
     </w:rPr>
   </w:style>
@@ -1808,14 +1910,15 @@
     <w:pPr>
       <w:keepNext/>
       <w:keepLines/>
-      <w:spacing w:after="0" w:before="200"/>
+      <w:spacing w:after="0" w:before="200" w:line="276" w:lineRule="auto"/>
+      <w:jc w:val="both"/>
       <w:outlineLvl w:val="2"/>
     </w:pPr>
     <w:rPr>
-      <w:rFonts w:asciiTheme="majorHAnsi" w:cstheme="majorBidi" w:eastAsiaTheme="majorEastAsia" w:hAnsiTheme="majorHAnsi"/>
+      <w:rFonts w:ascii="Times New Roman" w:asciiTheme="majorHAnsi" w:cstheme="majorBidi" w:eastAsia="Times New Roman" w:eastAsiaTheme="majorEastAsia" w:hAnsi="Times New Roman" w:hAnsiTheme="majorHAnsi"/>
       <w:b/>
       <w:bCs/>
-      <w:color w:themeColor="accent1" w:val="4F81BD"/>
+      <w:color w:val="000000"/>
       <w:sz w:val="24"/>
       <w:szCs w:val="24"/>
     </w:rPr>
@@ -1830,14 +1933,15 @@
     <w:pPr>
       <w:keepNext/>
       <w:keepLines/>
-      <w:spacing w:after="0" w:before="200"/>
+      <w:spacing w:after="0" w:before="200" w:line="276" w:lineRule="auto"/>
+      <w:jc w:val="both"/>
       <w:outlineLvl w:val="3"/>
     </w:pPr>
     <w:rPr>
-      <w:rFonts w:asciiTheme="majorHAnsi" w:cstheme="majorBidi" w:eastAsiaTheme="majorEastAsia" w:hAnsiTheme="majorHAnsi"/>
+      <w:rFonts w:ascii="Times New Roman" w:asciiTheme="majorHAnsi" w:cstheme="majorBidi" w:eastAsia="Times New Roman" w:eastAsiaTheme="majorEastAsia" w:hAnsi="Times New Roman" w:hAnsiTheme="majorHAnsi"/>
       <w:i/>
       <w:bCs/>
-      <w:color w:themeColor="accent1" w:val="4F81BD"/>
+      <w:color w:val="000000"/>
       <w:sz w:val="24"/>
       <w:szCs w:val="24"/>
     </w:rPr>
@@ -1852,13 +1956,14 @@
     <w:pPr>
       <w:keepNext/>
       <w:keepLines/>
-      <w:spacing w:after="0" w:before="200"/>
+      <w:spacing w:after="0" w:before="200" w:line="276" w:lineRule="auto"/>
+      <w:jc w:val="both"/>
       <w:outlineLvl w:val="4"/>
     </w:pPr>
     <w:rPr>
-      <w:rFonts w:asciiTheme="majorHAnsi" w:cstheme="majorBidi" w:eastAsiaTheme="majorEastAsia" w:hAnsiTheme="majorHAnsi"/>
+      <w:rFonts w:ascii="Times New Roman" w:asciiTheme="majorHAnsi" w:cstheme="majorBidi" w:eastAsia="Times New Roman" w:eastAsiaTheme="majorEastAsia" w:hAnsi="Times New Roman" w:hAnsiTheme="majorHAnsi"/>
       <w:iCs/>
-      <w:color w:themeColor="accent1" w:val="4F81BD"/>
+      <w:color w:val="000000"/>
       <w:sz w:val="24"/>
       <w:szCs w:val="24"/>
     </w:rPr>
@@ -1873,12 +1978,13 @@
     <w:pPr>
       <w:keepNext/>
       <w:keepLines/>
-      <w:spacing w:after="0" w:before="200"/>
+      <w:spacing w:after="0" w:before="200" w:line="276" w:lineRule="auto"/>
+      <w:jc w:val="both"/>
       <w:outlineLvl w:val="5"/>
     </w:pPr>
     <w:rPr>
-      <w:rFonts w:asciiTheme="majorHAnsi" w:cstheme="majorBidi" w:eastAsiaTheme="majorEastAsia" w:hAnsiTheme="majorHAnsi"/>
-      <w:color w:themeColor="accent1" w:val="4F81BD"/>
+      <w:rFonts w:ascii="Times New Roman" w:asciiTheme="majorHAnsi" w:cstheme="majorBidi" w:eastAsia="Times New Roman" w:eastAsiaTheme="majorEastAsia" w:hAnsi="Times New Roman" w:hAnsiTheme="majorHAnsi"/>
+      <w:color w:val="000000"/>
       <w:sz w:val="24"/>
       <w:szCs w:val="24"/>
     </w:rPr>
@@ -1893,12 +1999,13 @@
     <w:pPr>
       <w:keepNext/>
       <w:keepLines/>
-      <w:spacing w:after="0" w:before="200"/>
+      <w:spacing w:after="0" w:before="200" w:line="276" w:lineRule="auto"/>
+      <w:jc w:val="both"/>
       <w:outlineLvl w:val="6"/>
     </w:pPr>
     <w:rPr>
-      <w:rFonts w:asciiTheme="majorHAnsi" w:cstheme="majorBidi" w:eastAsiaTheme="majorEastAsia" w:hAnsiTheme="majorHAnsi"/>
-      <w:color w:themeColor="accent1" w:val="4F81BD"/>
+      <w:rFonts w:ascii="Times New Roman" w:asciiTheme="majorHAnsi" w:cstheme="majorBidi" w:eastAsia="Times New Roman" w:eastAsiaTheme="majorEastAsia" w:hAnsi="Times New Roman" w:hAnsiTheme="majorHAnsi"/>
+      <w:color w:val="000000"/>
       <w:sz w:val="24"/>
       <w:szCs w:val="24"/>
     </w:rPr>
@@ -1913,12 +2020,13 @@
     <w:pPr>
       <w:keepNext/>
       <w:keepLines/>
-      <w:spacing w:after="0" w:before="200"/>
+      <w:spacing w:after="0" w:before="200" w:line="276" w:lineRule="auto"/>
+      <w:jc w:val="both"/>
       <w:outlineLvl w:val="7"/>
     </w:pPr>
     <w:rPr>
-      <w:rFonts w:asciiTheme="majorHAnsi" w:cstheme="majorBidi" w:eastAsiaTheme="majorEastAsia" w:hAnsiTheme="majorHAnsi"/>
-      <w:color w:themeColor="accent1" w:val="4F81BD"/>
+      <w:rFonts w:ascii="Times New Roman" w:asciiTheme="majorHAnsi" w:cstheme="majorBidi" w:eastAsia="Times New Roman" w:eastAsiaTheme="majorEastAsia" w:hAnsi="Times New Roman" w:hAnsiTheme="majorHAnsi"/>
+      <w:color w:val="000000"/>
       <w:sz w:val="24"/>
       <w:szCs w:val="24"/>
     </w:rPr>
@@ -1933,12 +2041,13 @@
     <w:pPr>
       <w:keepNext/>
       <w:keepLines/>
-      <w:spacing w:after="0" w:before="200"/>
+      <w:spacing w:after="0" w:before="200" w:line="276" w:lineRule="auto"/>
+      <w:jc w:val="both"/>
       <w:outlineLvl w:val="8"/>
     </w:pPr>
     <w:rPr>
-      <w:rFonts w:asciiTheme="majorHAnsi" w:cstheme="majorBidi" w:eastAsiaTheme="majorEastAsia" w:hAnsiTheme="majorHAnsi"/>
-      <w:color w:themeColor="accent1" w:val="4F81BD"/>
+      <w:rFonts w:ascii="Times New Roman" w:asciiTheme="majorHAnsi" w:cstheme="majorBidi" w:eastAsia="Times New Roman" w:eastAsiaTheme="majorEastAsia" w:hAnsi="Times New Roman" w:hAnsiTheme="majorHAnsi"/>
+      <w:color w:val="000000"/>
       <w:sz w:val="24"/>
       <w:szCs w:val="24"/>
     </w:rPr>
@@ -1951,9 +2060,15 @@
     <w:unhideWhenUsed/>
     <w:qFormat/>
     <w:pPr>
-      <w:spacing w:after="100" w:before="100"/>
+      <w:spacing w:after="100" w:before="100" w:line="276" w:lineRule="auto"/>
       <w:ind w:firstLine="0" w:left="480" w:right="480"/>
-    </w:pPr>
+      <w:jc w:val="both"/>
+    </w:pPr>
+    <w:rPr>
+      <w:rFonts w:ascii="Times New Roman" w:eastAsia="Times New Roman" w:hAnsi="Times New Roman"/>
+      <w:color w:val="000000"/>
+      <w:sz w:val="24"/>
+    </w:rPr>
   </w:style>
   <w:style w:styleId="FootnoteText" w:type="paragraph">
     <w:name w:val="Footnote Text"/>
@@ -1962,11 +2077,25 @@
     <w:uiPriority w:val="9"/>
     <w:unhideWhenUsed/>
     <w:qFormat/>
+    <w:pPr>
+      <w:spacing w:line="276" w:lineRule="auto"/>
+      <w:jc w:val="both"/>
+    </w:pPr>
+    <w:rPr>
+      <w:rFonts w:ascii="Times New Roman" w:eastAsia="Times New Roman" w:hAnsi="Times New Roman"/>
+      <w:color w:val="000000"/>
+      <w:sz w:val="24"/>
+    </w:rPr>
   </w:style>
   <w:style w:default="1" w:styleId="DefaultParagraphFont" w:type="character">
     <w:name w:val="Default Paragraph Font"/>
     <w:semiHidden/>
     <w:unhideWhenUsed/>
+    <w:rPr>
+      <w:rFonts w:ascii="Times New Roman" w:eastAsia="Times New Roman" w:hAnsi="Times New Roman"/>
+      <w:color w:val="000000"/>
+      <w:sz w:val="24"/>
+    </w:rPr>
   </w:style>
   <w:style w:default="1" w:styleId="Table" w:type="table">
     <w:name w:val="Table"/>
@@ -1974,6 +2103,15 @@
     <w:semiHidden/>
     <w:unhideWhenUsed/>
     <w:qFormat/>
+    <w:pPr>
+      <w:spacing w:line="276" w:lineRule="auto"/>
+      <w:jc w:val="both"/>
+    </w:pPr>
+    <w:rPr>
+      <w:rFonts w:ascii="Times New Roman" w:eastAsia="Times New Roman" w:hAnsi="Times New Roman"/>
+      <w:color w:val="000000"/>
+      <w:sz w:val="24"/>
+    </w:rPr>
     <w:tblPr>
       <w:tblInd w:type="dxa" w:w="0"/>
       <w:tblCellMar>
@@ -2006,25 +2144,42 @@
     <w:pPr>
       <w:keepNext/>
       <w:keepLines/>
-      <w:spacing w:after="0"/>
-    </w:pPr>
-    <w:rPr>
+      <w:spacing w:after="0" w:line="276" w:lineRule="auto"/>
+      <w:jc w:val="both"/>
+    </w:pPr>
+    <w:rPr>
+      <w:rFonts w:ascii="Times New Roman" w:eastAsia="Times New Roman" w:hAnsi="Times New Roman"/>
       <w:b/>
+      <w:color w:val="000000"/>
+      <w:sz w:val="24"/>
     </w:rPr>
   </w:style>
   <w:style w:customStyle="1" w:styleId="Definition" w:type="paragraph">
     <w:name w:val="Definition"/>
     <w:basedOn w:val="Normal"/>
+    <w:pPr>
+      <w:spacing w:line="276" w:lineRule="auto"/>
+      <w:jc w:val="both"/>
+    </w:pPr>
+    <w:rPr>
+      <w:rFonts w:ascii="Times New Roman" w:eastAsia="Times New Roman" w:hAnsi="Times New Roman"/>
+      <w:color w:val="000000"/>
+      <w:sz w:val="24"/>
+    </w:rPr>
   </w:style>
   <w:style w:styleId="Caption" w:type="paragraph">
     <w:name w:val="Caption"/>
     <w:basedOn w:val="Normal"/>
     <w:link w:val="BodyTextChar"/>
     <w:pPr>
-      <w:spacing w:after="120" w:before="0"/>
-    </w:pPr>
-    <w:rPr>
+      <w:spacing w:after="120" w:before="0" w:line="276" w:lineRule="auto"/>
+      <w:jc w:val="both"/>
+    </w:pPr>
+    <w:rPr>
+      <w:rFonts w:ascii="Times New Roman" w:eastAsia="Times New Roman" w:hAnsi="Times New Roman"/>
       <w:i/>
+      <w:color w:val="000000"/>
+      <w:sz w:val="24"/>
     </w:rPr>
   </w:style>
   <w:style w:customStyle="1" w:styleId="TableCaption" w:type="paragraph">
@@ -2032,44 +2187,90 @@
     <w:basedOn w:val="Caption"/>
     <w:pPr>
       <w:keepNext/>
-    </w:pPr>
+      <w:spacing w:line="276" w:lineRule="auto"/>
+      <w:jc w:val="both"/>
+    </w:pPr>
+    <w:rPr>
+      <w:rFonts w:ascii="Times New Roman" w:eastAsia="Times New Roman" w:hAnsi="Times New Roman"/>
+      <w:color w:val="000000"/>
+      <w:sz w:val="24"/>
+    </w:rPr>
   </w:style>
   <w:style w:customStyle="1" w:styleId="ImageCaption" w:type="paragraph">
     <w:name w:val="Image Caption"/>
     <w:basedOn w:val="Caption"/>
+    <w:pPr>
+      <w:spacing w:line="276" w:lineRule="auto"/>
+      <w:jc w:val="both"/>
+    </w:pPr>
+    <w:rPr>
+      <w:rFonts w:ascii="Times New Roman" w:eastAsia="Times New Roman" w:hAnsi="Times New Roman"/>
+      <w:color w:val="000000"/>
+      <w:sz w:val="24"/>
+    </w:rPr>
   </w:style>
   <w:style w:customStyle="1" w:styleId="Figure" w:type="paragraph">
     <w:name w:val="Figure"/>
     <w:basedOn w:val="Normal"/>
+    <w:pPr>
+      <w:spacing w:line="276" w:lineRule="auto"/>
+      <w:jc w:val="both"/>
+    </w:pPr>
+    <w:rPr>
+      <w:rFonts w:ascii="Times New Roman" w:eastAsia="Times New Roman" w:hAnsi="Times New Roman"/>
+      <w:color w:val="000000"/>
+      <w:sz w:val="24"/>
+    </w:rPr>
   </w:style>
   <w:style w:customStyle="1" w:styleId="CaptionedFigure" w:type="paragraph">
     <w:name w:val="Captioned Figure"/>
     <w:basedOn w:val="Figure"/>
     <w:pPr>
       <w:keepNext/>
-    </w:pPr>
+      <w:spacing w:line="276" w:lineRule="auto"/>
+      <w:jc w:val="both"/>
+    </w:pPr>
+    <w:rPr>
+      <w:rFonts w:ascii="Times New Roman" w:eastAsia="Times New Roman" w:hAnsi="Times New Roman"/>
+      <w:color w:val="000000"/>
+      <w:sz w:val="24"/>
+    </w:rPr>
   </w:style>
   <w:style w:customStyle="1" w:styleId="BodyTextChar" w:type="character">
     <w:name w:val="Body Text Char"/>
     <w:basedOn w:val="DefaultParagraphFont"/>
     <w:link w:val="BodyText"/>
+    <w:rPr>
+      <w:rFonts w:ascii="Times New Roman" w:eastAsia="Times New Roman" w:hAnsi="Times New Roman"/>
+      <w:color w:val="000000"/>
+      <w:sz w:val="24"/>
+    </w:rPr>
   </w:style>
   <w:style w:customStyle="1" w:styleId="VerbatimChar" w:type="character">
     <w:name w:val="Verbatim Char"/>
     <w:basedOn w:val="BodyTextChar"/>
     <w:rPr>
-      <w:rFonts w:ascii="Consolas" w:hAnsi="Consolas"/>
-      <w:sz w:val="22"/>
+      <w:rFonts w:ascii="Times New Roman" w:eastAsia="Times New Roman" w:hAnsi="Times New Roman"/>
+      <w:color w:val="000000"/>
+      <w:sz w:val="24"/>
     </w:rPr>
   </w:style>
   <w:style w:customStyle="1" w:styleId="SectionNumber" w:type="character">
     <w:name w:val="Section Number"/>
     <w:basedOn w:val="BodyTextChar"/>
+    <w:rPr>
+      <w:rFonts w:ascii="Times New Roman" w:eastAsia="Times New Roman" w:hAnsi="Times New Roman"/>
+      <w:color w:val="000000"/>
+      <w:sz w:val="24"/>
+    </w:rPr>
   </w:style>
   <w:style w:styleId="FootnoteReference" w:type="character">
     <w:name w:val="Footnote Reference"/>
     <w:basedOn w:val="BodyTextChar"/>
     <w:rPr>
+      <w:rFonts w:ascii="Times New Roman" w:eastAsia="Times New Roman" w:hAnsi="Times New Roman"/>
+      <w:color w:val="000000"/>
+      <w:sz w:val="24"/>
       <w:vertAlign w:val="superscript"/>
     </w:rPr>
   </w:style>
@@ -2077,7 +2278,9 @@
     <w:name w:val="Hyperlink"/>
     <w:basedOn w:val="BodyTextChar"/>
     <w:rPr>
-      <w:color w:themeColor="accent1" w:val="4F81BD"/>
+      <w:rFonts w:ascii="Times New Roman" w:eastAsia="Times New Roman" w:hAnsi="Times New Roman"/>
+      <w:color w:val="000000"/>
+      <w:sz w:val="24"/>
     </w:rPr>
   </w:style>
   <w:style w:styleId="TOCHeading" w:type="paragraph">
@@ -2088,14 +2291,16 @@
     <w:unhideWhenUsed/>
     <w:qFormat/>
     <w:pPr>
-      <w:spacing w:before="240" w:line="259" w:lineRule="auto"/>
+      <w:spacing w:before="240" w:line="276" w:lineRule="auto"/>
+      <w:jc w:val="both"/>
       <w:outlineLvl w:val="9"/>
     </w:pPr>
     <w:rPr>
-      <w:rFonts w:asciiTheme="majorHAnsi" w:cstheme="majorBidi" w:eastAsiaTheme="majorEastAsia" w:hAnsiTheme="majorHAnsi"/>
+      <w:rFonts w:ascii="Times New Roman" w:asciiTheme="majorHAnsi" w:cstheme="majorBidi" w:eastAsia="Times New Roman" w:eastAsiaTheme="majorEastAsia" w:hAnsi="Times New Roman" w:hAnsiTheme="majorHAnsi"/>
       <w:b w:val="0"/>
       <w:bCs w:val="0"/>
-      <w:color w:themeColor="accent1" w:themeShade="BF" w:val="365F91"/>
+      <w:color w:val="000000"/>
+      <w:sz w:val="24"/>
     </w:rPr>
   </w:style>
   <w:style w:type="paragraph" w:customStyle="1" w:styleId="SourceCode">

--- a/p5/submission/p5_china_title_page.docx
+++ b/p5/submission/p5_china_title_page.docx
@@ -218,7 +218,7 @@
           <w:rPr>
             <w:rStyle w:val="Hyperlink"/>
           </w:rPr>
-          <w:t xml:space="preserve">huongp1323001@gstudent.ctu.edu.vn</w:t>
+          <w:t xml:space="preserve">thuyhuongctu@gmail.com</w:t>
         </w:r>
       </w:hyperlink>
     </w:p>

--- a/p5/submission/p5_china_title_page.docx
+++ b/p5/submission/p5_china_title_page.docx
@@ -64,7 +64,7 @@
         <w:t xml:space="preserve"> </w:t>
       </w:r>
       <w:r>
-        <w:t xml:space="preserve">International Journal of Emerging Markets (IJOEM)</w:t>
+        <w:t xml:space="preserve">International Journal of Emerging Markets (IJOEM), Emerald Publishing</w:t>
       </w:r>
     </w:p>
     <w:p>
@@ -82,7 +82,7 @@
         <w:t xml:space="preserve"> </w:t>
       </w:r>
       <w:r>
-        <w:t xml:space="preserve">10 May 2026</w:t>
+        <w:t xml:space="preserve">2 June 2026</w:t>
       </w:r>
     </w:p>
     <w:p>
